--- a/huong-dan-lab6-audio-spectrogram-dwt-extract.docx
+++ b/huong-dan-lab6-audio-spectrogram-dwt-extract.docx
@@ -120,7 +120,7 @@
           <w:i w:val="0"/>
           <w:sz w:val="20"/>
         </w:rPr>
-        <w:t>imodule https://github.com/hongvanveo/audio-spectrogram-dwt/raw/refs/heads/main/imodule_audio-spectrogram-dwt-extract.tar</w:t>
+        <w:t>imodule https://raw.githubusercontent.com/hongvanveo/audio-spectrogram-dwt/main/imodule_audio-spectrogram-dwt-extract.tar</w:t>
       </w:r>
     </w:p>
     <w:p>

--- a/huong-dan-lab6-audio-spectrogram-dwt-extract.docx
+++ b/huong-dan-lab6-audio-spectrogram-dwt-extract.docx
@@ -165,7 +165,21 @@
           <w:i w:val="0"/>
           <w:sz w:val="22"/>
         </w:rPr>
-        <w:t>Khi được hỏi email, sinh viên nhập mã sinh viên của mình.</w:t>
+        <w:t>Khi duoc hoi email, sinh vien nhap ma sinh vien cua minh. He thong se tu chuan hoa ma do sang dang IN HOA va ghi nho ID gan nhat.</w:t>
+      </w:r>
+    </w:p>
+    <w:p>
+      <w:pPr>
+        <w:spacing w:before="0" w:after="160" w:line="276" w:lineRule="auto"/>
+      </w:pPr>
+      <w:r>
+        <w:rPr>
+          <w:rFonts w:ascii="Arial" w:hAnsi="Arial" w:cs="Arial"/>
+          <w:b w:val="0"/>
+          <w:i w:val="0"/>
+          <w:sz w:val="22"/>
+        </w:rPr>
+        <w:t>Lenh checkwork chi hien thi va cham ket qua cua dung ID dang duoc dung cho bai lab hien tai, khong tron voi cac file .lab cu cua ID khac.</w:t>
       </w:r>
     </w:p>
     <w:p>

--- a/huong-dan-lab6-audio-spectrogram-dwt-extract.docx
+++ b/huong-dan-lab6-audio-spectrogram-dwt-extract.docx
@@ -4,8 +4,7 @@
   <w:body>
     <w:p>
       <w:pPr>
-        <w:pStyle w:val="Title"/>
-        <w:spacing w:after="200"/>
+        <w:spacing w:before="0" w:after="280" w:line="240" w:lineRule="auto"/>
         <w:jc w:val="center"/>
       </w:pPr>
       <w:r>
@@ -13,24 +12,10 @@
           <w:rFonts w:ascii="Arial" w:hAnsi="Arial" w:cs="Arial"/>
           <w:b/>
           <w:i w:val="0"/>
-          <w:sz w:val="48"/>
+          <w:color w:val="111827"/>
+          <w:sz w:val="36"/>
         </w:rPr>
-        <w:t>Hướng dẫn thực hành Lab 6</w:t>
-      </w:r>
-    </w:p>
-    <w:p>
-      <w:pPr>
-        <w:spacing w:before="0" w:after="280" w:line="276" w:lineRule="auto"/>
-        <w:jc w:val="center"/>
-      </w:pPr>
-      <w:r>
-        <w:rPr>
-          <w:rFonts w:ascii="Arial" w:hAnsi="Arial" w:cs="Arial"/>
-          <w:b w:val="0"/>
-          <w:i w:val="0"/>
-          <w:sz w:val="22"/>
-        </w:rPr>
-        <w:t>Tách ảnh từ audio stego bằng DWT và key</w:t>
+        <w:t>Huong dan thuc hanh Lab 6: audio-spectrogram-dwt-extract</w:t>
       </w:r>
     </w:p>
     <w:p>
@@ -44,13 +29,12 @@
           <w:i w:val="0"/>
           <w:sz w:val="22"/>
         </w:rPr>
-        <w:t>Tài liệu này dùng cho Lab 6: audio-spectrogram-dwt-extract. Bài lab mô phỏng phía receiver: nhận audio stego và key từ sender, sau đó tách ảnh bí mật bằng DWT high-frequency coefficients và inverse permutation.</w:t>
+        <w:t>Tai lieu nay ap dung cho Lab 6: audio-spectrogram-dwt-extract.</w:t>
       </w:r>
     </w:p>
     <w:p>
       <w:pPr>
-        <w:pStyle w:val="ListBullet"/>
-        <w:spacing w:before="0" w:after="80" w:line="276" w:lineRule="auto"/>
+        <w:spacing w:before="0" w:after="160" w:line="276" w:lineRule="auto"/>
       </w:pPr>
       <w:r>
         <w:rPr>
@@ -59,59 +43,29 @@
           <w:i w:val="0"/>
           <w:sz w:val="22"/>
         </w:rPr>
-        <w:t>Bài lab dùng hai container: sender và receiver.</w:t>
+        <w:t>Lab dung hai container sender va receiver. Sender gui stego.wav va secret.key, receiver tach lai anh bi mat tu audio stego.</w:t>
       </w:r>
     </w:p>
     <w:p>
       <w:pPr>
-        <w:pStyle w:val="ListBullet"/>
-        <w:spacing w:before="0" w:after="80" w:line="276" w:lineRule="auto"/>
-      </w:pPr>
-      <w:r>
-        <w:rPr>
-          <w:rFonts w:ascii="Arial" w:hAnsi="Arial" w:cs="Arial"/>
-          <w:b w:val="0"/>
-          <w:i w:val="0"/>
-          <w:sz w:val="22"/>
-        </w:rPr>
-        <w:t>Sender có sẵn stego.wav và secret.key.</w:t>
-      </w:r>
-    </w:p>
-    <w:p>
-      <w:pPr>
-        <w:pStyle w:val="ListBullet"/>
-        <w:spacing w:before="0" w:after="80" w:line="276" w:lineRule="auto"/>
-      </w:pPr>
-      <w:r>
-        <w:rPr>
-          <w:rFonts w:ascii="Arial" w:hAnsi="Arial" w:cs="Arial"/>
-          <w:b w:val="0"/>
-          <w:i w:val="0"/>
-          <w:sz w:val="22"/>
-        </w:rPr>
-        <w:t>Receiver là nơi sinh viên thực hiện thao tác tách ảnh và chạy checkwork.</w:t>
-      </w:r>
-    </w:p>
-    <w:p>
-      <w:pPr>
-        <w:pStyle w:val="Heading1"/>
-        <w:spacing w:before="360" w:after="160"/>
+        <w:spacing w:before="200" w:after="120" w:line="240" w:lineRule="auto"/>
       </w:pPr>
       <w:r>
         <w:rPr>
           <w:rFonts w:ascii="Arial" w:hAnsi="Arial" w:cs="Arial"/>
           <w:b/>
           <w:i w:val="0"/>
-          <w:sz w:val="32"/>
+          <w:color w:val="1F2937"/>
+          <w:sz w:val="26"/>
         </w:rPr>
-        <w:t>Tải Bài Lab</w:t>
+        <w:t>Tai Bai Lab</w:t>
       </w:r>
     </w:p>
     <w:p>
       <w:pPr>
         <w:spacing w:before="60" w:after="160" w:line="240" w:lineRule="auto"/>
         <w:ind w:left="360" w:right="360"/>
-        <w:shd w:fill="F5F5F5"/>
+        <w:shd w:fill="F3F4F6"/>
       </w:pPr>
       <w:r>
         <w:rPr>
@@ -125,24 +79,24 @@
     </w:p>
     <w:p>
       <w:pPr>
-        <w:pStyle w:val="Heading1"/>
-        <w:spacing w:before="360" w:after="160"/>
+        <w:spacing w:before="200" w:after="120" w:line="240" w:lineRule="auto"/>
       </w:pPr>
       <w:r>
         <w:rPr>
           <w:rFonts w:ascii="Arial" w:hAnsi="Arial" w:cs="Arial"/>
           <w:b/>
           <w:i w:val="0"/>
-          <w:sz w:val="32"/>
+          <w:color w:val="1F2937"/>
+          <w:sz w:val="26"/>
         </w:rPr>
-        <w:t>Khởi Động</w:t>
+        <w:t>Khoi Dong</w:t>
       </w:r>
     </w:p>
     <w:p>
       <w:pPr>
         <w:spacing w:before="60" w:after="160" w:line="240" w:lineRule="auto"/>
         <w:ind w:left="360" w:right="360"/>
-        <w:shd w:fill="F5F5F5"/>
+        <w:shd w:fill="F3F4F6"/>
       </w:pPr>
       <w:r>
         <w:rPr>
@@ -165,7 +119,7 @@
           <w:i w:val="0"/>
           <w:sz w:val="22"/>
         </w:rPr>
-        <w:t>Khi duoc hoi email, sinh vien nhap ma sinh vien cua minh. He thong se tu chuan hoa ma do sang dang IN HOA va ghi nho ID gan nhat.</w:t>
+        <w:t>Khi duoc hoi e-mail/student id, sinh vien nhap ma sinh vien cua minh. He thong se tu chuan hoa ma do sang dang IN HOA va ghi nho ID gan nhat.</w:t>
       </w:r>
     </w:p>
     <w:p>
@@ -184,17 +138,17 @@
     </w:p>
     <w:p>
       <w:pPr>
-        <w:pStyle w:val="Heading1"/>
-        <w:spacing w:before="360" w:after="160"/>
+        <w:spacing w:before="200" w:after="120" w:line="240" w:lineRule="auto"/>
       </w:pPr>
       <w:r>
         <w:rPr>
           <w:rFonts w:ascii="Arial" w:hAnsi="Arial" w:cs="Arial"/>
           <w:b/>
           <w:i w:val="0"/>
-          <w:sz w:val="32"/>
+          <w:color w:val="1F2937"/>
+          <w:sz w:val="26"/>
         </w:rPr>
-        <w:t>Mục Tiêu</w:t>
+        <w:t>Muc tieu bai lab</w:t>
       </w:r>
     </w:p>
     <w:p>
@@ -209,7 +163,7 @@
           <w:i w:val="0"/>
           <w:sz w:val="22"/>
         </w:rPr>
-        <w:t>Kiểm tra sender có stego.wav và secret.key.</w:t>
+        <w:t>Kiem tra sender co stego.wav va secret.key.</w:t>
       </w:r>
     </w:p>
     <w:p>
@@ -224,7 +178,7 @@
           <w:i w:val="0"/>
           <w:sz w:val="22"/>
         </w:rPr>
-        <w:t>Bật SSH trên receiver.</w:t>
+        <w:t>Bat SSH tren receiver.</w:t>
       </w:r>
     </w:p>
     <w:p>
@@ -239,7 +193,7 @@
           <w:i w:val="0"/>
           <w:sz w:val="22"/>
         </w:rPr>
-        <w:t>Gửi stego.wav và secret.key từ sender sang receiver.</w:t>
+        <w:t>Co the nghe truc tiep stego.wav o sender.</w:t>
       </w:r>
     </w:p>
     <w:p>
@@ -254,7 +208,7 @@
           <w:i w:val="0"/>
           <w:sz w:val="22"/>
         </w:rPr>
-        <w:t>Sửa extract_task.py để điền đúng tên file đầu vào.</w:t>
+        <w:t>Gui stego.wav va secret.key tu sender sang receiver.</w:t>
       </w:r>
     </w:p>
     <w:p>
@@ -269,7 +223,7 @@
           <w:i w:val="0"/>
           <w:sz w:val="22"/>
         </w:rPr>
-        <w:t>Chạy chương trình tách ảnh để tạo recovered_secret.png.</w:t>
+        <w:t>Sua extract_task.py de dien dung ten file dau vao.</w:t>
       </w:r>
     </w:p>
     <w:p>
@@ -284,27 +238,13 @@
           <w:i w:val="0"/>
           <w:sz w:val="22"/>
         </w:rPr>
-        <w:t>Chạy checkwork để kiểm tra kết quả.</w:t>
+        <w:t>Chay chuong trinh tach anh de tao recovered_secret.png.</w:t>
       </w:r>
     </w:p>
     <w:p>
       <w:pPr>
-        <w:pStyle w:val="Heading1"/>
-        <w:spacing w:before="360" w:after="160"/>
-      </w:pPr>
-      <w:r>
-        <w:rPr>
-          <w:rFonts w:ascii="Arial" w:hAnsi="Arial" w:cs="Arial"/>
-          <w:b/>
-          <w:i w:val="0"/>
-          <w:sz w:val="32"/>
-        </w:rPr>
-        <w:t>Nội Dung Kỹ Thuật</w:t>
-      </w:r>
-    </w:p>
-    <w:p>
-      <w:pPr>
-        <w:spacing w:before="0" w:after="160" w:line="276" w:lineRule="auto"/>
+        <w:pStyle w:val="ListNumber"/>
+        <w:spacing w:before="0" w:after="80" w:line="276" w:lineRule="auto"/>
       </w:pPr>
       <w:r>
         <w:rPr>
@@ -313,38 +253,13 @@
           <w:i w:val="0"/>
           <w:sz w:val="22"/>
         </w:rPr>
-        <w:t>Quy trình tách tin của bài lab:</w:t>
+        <w:t>Mo truc tiep recovered_secret.png.</w:t>
       </w:r>
     </w:p>
     <w:p>
       <w:pPr>
-        <w:spacing w:before="60" w:after="160" w:line="240" w:lineRule="auto"/>
-        <w:ind w:left="360" w:right="360"/>
-        <w:shd w:fill="F5F5F5"/>
-      </w:pPr>
-      <w:r>
-        <w:rPr>
-          <w:rFonts w:ascii="Consolas" w:hAnsi="Consolas" w:cs="Consolas"/>
-          <w:b w:val="0"/>
-          <w:i w:val="0"/>
-          <w:sz w:val="20"/>
-        </w:rPr>
-        <w:t>stego.wav + secret.key</w:t>
-        <w:br/>
-        <w:t>→ DWT nhiều mức trên audio stego</w:t>
-        <w:br/>
-        <w:t>→ lấy detail coefficients ở mức phân rã cuối</w:t>
-        <w:br/>
-        <w:t>→ nhân lại với scaled để lấy tín hiệu bí mật</w:t>
-        <w:br/>
-        <w:t>→ dùng key để đảo hoán vị</w:t>
-        <w:br/>
-        <w:t>→ dựng lại recovered_secret.png</w:t>
-      </w:r>
-    </w:p>
-    <w:p>
-      <w:pPr>
-        <w:spacing w:before="0" w:after="160" w:line="276" w:lineRule="auto"/>
+        <w:pStyle w:val="ListNumber"/>
+        <w:spacing w:before="0" w:after="80" w:line="276" w:lineRule="auto"/>
       </w:pPr>
       <w:r>
         <w:rPr>
@@ -353,29 +268,29 @@
           <w:i w:val="0"/>
           <w:sz w:val="22"/>
         </w:rPr>
-        <w:t>Quy trình này bám theo phần retrieving/decryption của repo haoyuhsu/Image-in-Audio-Steganography: lấy high-frequency DWT coefficients, khôi phục tín hiệu đã nhúng bằng hệ số scale, rồi dùng key làm seed để đảo permutation.</w:t>
+        <w:t>Chay checkwork de kiem tra ket qua.</w:t>
       </w:r>
     </w:p>
     <w:p>
       <w:pPr>
-        <w:pStyle w:val="Heading2"/>
-        <w:spacing w:before="280" w:after="120"/>
+        <w:spacing w:before="160" w:after="80" w:line="240" w:lineRule="auto"/>
       </w:pPr>
       <w:r>
         <w:rPr>
           <w:rFonts w:ascii="Arial" w:hAnsi="Arial" w:cs="Arial"/>
           <w:b/>
           <w:i w:val="0"/>
-          <w:sz w:val="28"/>
+          <w:color w:val="374151"/>
+          <w:sz w:val="22"/>
         </w:rPr>
-        <w:t>Task 1: Kiểm Tra Sender</w:t>
+        <w:t>Task 1: Kiem tra sender</w:t>
       </w:r>
     </w:p>
     <w:p>
       <w:pPr>
         <w:spacing w:before="60" w:after="160" w:line="240" w:lineRule="auto"/>
         <w:ind w:left="360" w:right="360"/>
-        <w:shd w:fill="F5F5F5"/>
+        <w:shd w:fill="F3F4F6"/>
       </w:pPr>
       <w:r>
         <w:rPr>
@@ -393,38 +308,24 @@
     </w:p>
     <w:p>
       <w:pPr>
-        <w:spacing w:before="0" w:after="160" w:line="276" w:lineRule="auto"/>
-      </w:pPr>
-      <w:r>
-        <w:rPr>
-          <w:rFonts w:ascii="Arial" w:hAnsi="Arial" w:cs="Arial"/>
-          <w:b w:val="0"/>
-          <w:i w:val="0"/>
-          <w:sz w:val="22"/>
-        </w:rPr>
-        <w:t>Sender cần có hai file stego.wav và secret.key.</w:t>
-      </w:r>
-    </w:p>
-    <w:p>
-      <w:pPr>
-        <w:pStyle w:val="Heading2"/>
-        <w:spacing w:before="280" w:after="120"/>
+        <w:spacing w:before="160" w:after="80" w:line="240" w:lineRule="auto"/>
       </w:pPr>
       <w:r>
         <w:rPr>
           <w:rFonts w:ascii="Arial" w:hAnsi="Arial" w:cs="Arial"/>
           <w:b/>
           <w:i w:val="0"/>
-          <w:sz w:val="28"/>
+          <w:color w:val="374151"/>
+          <w:sz w:val="22"/>
         </w:rPr>
-        <w:t>Task 2: Bật SSH Trên Receiver</w:t>
+        <w:t>Task 2: Bat SSH tren receiver</w:t>
       </w:r>
     </w:p>
     <w:p>
       <w:pPr>
         <w:spacing w:before="60" w:after="160" w:line="240" w:lineRule="auto"/>
         <w:ind w:left="360" w:right="360"/>
-        <w:shd w:fill="F5F5F5"/>
+        <w:shd w:fill="F3F4F6"/>
       </w:pPr>
       <w:r>
         <w:rPr>
@@ -438,38 +339,55 @@
     </w:p>
     <w:p>
       <w:pPr>
-        <w:pStyle w:val="Heading2"/>
-        <w:spacing w:before="280" w:after="120"/>
+        <w:spacing w:before="160" w:after="80" w:line="240" w:lineRule="auto"/>
       </w:pPr>
       <w:r>
         <w:rPr>
           <w:rFonts w:ascii="Arial" w:hAnsi="Arial" w:cs="Arial"/>
           <w:b/>
           <w:i w:val="0"/>
-          <w:sz w:val="28"/>
-        </w:rPr>
-        <w:t>Task 3: Gửi File Sang Receiver</w:t>
-      </w:r>
-    </w:p>
-    <w:p>
-      <w:pPr>
-        <w:spacing w:before="0" w:after="160" w:line="276" w:lineRule="auto"/>
-      </w:pPr>
-      <w:r>
-        <w:rPr>
-          <w:rFonts w:ascii="Arial" w:hAnsi="Arial" w:cs="Arial"/>
-          <w:b w:val="0"/>
-          <w:i w:val="0"/>
+          <w:color w:val="374151"/>
           <w:sz w:val="22"/>
         </w:rPr>
-        <w:t>Trong terminal sender, chạy:</w:t>
+        <w:t>Task 3: Nghe truc tiep audio stego</w:t>
       </w:r>
     </w:p>
     <w:p>
       <w:pPr>
         <w:spacing w:before="60" w:after="160" w:line="240" w:lineRule="auto"/>
         <w:ind w:left="360" w:right="360"/>
-        <w:shd w:fill="F5F5F5"/>
+        <w:shd w:fill="F3F4F6"/>
+      </w:pPr>
+      <w:r>
+        <w:rPr>
+          <w:rFonts w:ascii="Consolas" w:hAnsi="Consolas" w:cs="Consolas"/>
+          <w:b w:val="0"/>
+          <w:i w:val="0"/>
+          <w:sz w:val="20"/>
+        </w:rPr>
+        <w:t>./play_stego.sh</w:t>
+      </w:r>
+    </w:p>
+    <w:p>
+      <w:pPr>
+        <w:spacing w:before="160" w:after="80" w:line="240" w:lineRule="auto"/>
+      </w:pPr>
+      <w:r>
+        <w:rPr>
+          <w:rFonts w:ascii="Arial" w:hAnsi="Arial" w:cs="Arial"/>
+          <w:b/>
+          <w:i w:val="0"/>
+          <w:color w:val="374151"/>
+          <w:sz w:val="22"/>
+        </w:rPr>
+        <w:t>Task 4: Gui file sang receiver</w:t>
+      </w:r>
+    </w:p>
+    <w:p>
+      <w:pPr>
+        <w:spacing w:before="60" w:after="160" w:line="240" w:lineRule="auto"/>
+        <w:ind w:left="360" w:right="360"/>
+        <w:shd w:fill="F3F4F6"/>
       </w:pPr>
       <w:r>
         <w:rPr>
@@ -483,23 +401,9 @@
     </w:p>
     <w:p>
       <w:pPr>
-        <w:spacing w:before="0" w:after="160" w:line="276" w:lineRule="auto"/>
-      </w:pPr>
-      <w:r>
-        <w:rPr>
-          <w:rFonts w:ascii="Arial" w:hAnsi="Arial" w:cs="Arial"/>
-          <w:b w:val="0"/>
-          <w:i w:val="0"/>
-          <w:sz w:val="22"/>
-        </w:rPr>
-        <w:t>Sau đó kiểm tra trong terminal receiver:</w:t>
-      </w:r>
-    </w:p>
-    <w:p>
-      <w:pPr>
         <w:spacing w:before="60" w:after="160" w:line="240" w:lineRule="auto"/>
         <w:ind w:left="360" w:right="360"/>
-        <w:shd w:fill="F5F5F5"/>
+        <w:shd w:fill="F3F4F6"/>
       </w:pPr>
       <w:r>
         <w:rPr>
@@ -515,24 +419,24 @@
     </w:p>
     <w:p>
       <w:pPr>
-        <w:pStyle w:val="Heading2"/>
-        <w:spacing w:before="280" w:after="120"/>
+        <w:spacing w:before="160" w:after="80" w:line="240" w:lineRule="auto"/>
       </w:pPr>
       <w:r>
         <w:rPr>
           <w:rFonts w:ascii="Arial" w:hAnsi="Arial" w:cs="Arial"/>
           <w:b/>
           <w:i w:val="0"/>
-          <w:sz w:val="28"/>
+          <w:color w:val="374151"/>
+          <w:sz w:val="22"/>
         </w:rPr>
-        <w:t>Task 4: Sửa extract_task.py</w:t>
+        <w:t>Task 5: Sua extract_task.py</w:t>
       </w:r>
     </w:p>
     <w:p>
       <w:pPr>
         <w:spacing w:before="60" w:after="160" w:line="240" w:lineRule="auto"/>
         <w:ind w:left="360" w:right="360"/>
-        <w:shd w:fill="F5F5F5"/>
+        <w:shd w:fill="F3F4F6"/>
       </w:pPr>
       <w:r>
         <w:rPr>
@@ -557,46 +461,14 @@
           <w:i w:val="0"/>
           <w:sz w:val="22"/>
         </w:rPr>
-        <w:t>Tìm hai dòng TODO:</w:t>
+        <w:t>Sua hai dong TODO thanh:</w:t>
       </w:r>
     </w:p>
     <w:p>
       <w:pPr>
         <w:spacing w:before="60" w:after="160" w:line="240" w:lineRule="auto"/>
         <w:ind w:left="360" w:right="360"/>
-        <w:shd w:fill="F5F5F5"/>
-      </w:pPr>
-      <w:r>
-        <w:rPr>
-          <w:rFonts w:ascii="Consolas" w:hAnsi="Consolas" w:cs="Consolas"/>
-          <w:b w:val="0"/>
-          <w:i w:val="0"/>
-          <w:sz w:val="20"/>
-        </w:rPr>
-        <w:t>STEGO_FILE = "TODO_STEGO_FILENAME"</w:t>
-        <w:br/>
-        <w:t>KEY_FILE = "TODO_KEY_FILENAME"</w:t>
-      </w:r>
-    </w:p>
-    <w:p>
-      <w:pPr>
-        <w:spacing w:before="0" w:after="160" w:line="276" w:lineRule="auto"/>
-      </w:pPr>
-      <w:r>
-        <w:rPr>
-          <w:rFonts w:ascii="Arial" w:hAnsi="Arial" w:cs="Arial"/>
-          <w:b w:val="0"/>
-          <w:i w:val="0"/>
-          <w:sz w:val="22"/>
-        </w:rPr>
-        <w:t>Sửa thành:</w:t>
-      </w:r>
-    </w:p>
-    <w:p>
-      <w:pPr>
-        <w:spacing w:before="60" w:after="160" w:line="240" w:lineRule="auto"/>
-        <w:ind w:left="360" w:right="360"/>
-        <w:shd w:fill="F5F5F5"/>
+        <w:shd w:fill="F3F4F6"/>
       </w:pPr>
       <w:r>
         <w:rPr>
@@ -612,24 +484,24 @@
     </w:p>
     <w:p>
       <w:pPr>
-        <w:pStyle w:val="Heading2"/>
-        <w:spacing w:before="280" w:after="120"/>
+        <w:spacing w:before="160" w:after="80" w:line="240" w:lineRule="auto"/>
       </w:pPr>
       <w:r>
         <w:rPr>
           <w:rFonts w:ascii="Arial" w:hAnsi="Arial" w:cs="Arial"/>
           <w:b/>
           <w:i w:val="0"/>
-          <w:sz w:val="28"/>
+          <w:color w:val="374151"/>
+          <w:sz w:val="22"/>
         </w:rPr>
-        <w:t>Task 5: Tách Ảnh Bí Mật</w:t>
+        <w:t>Task 6: Tach anh bi mat</w:t>
       </w:r>
     </w:p>
     <w:p>
       <w:pPr>
         <w:spacing w:before="60" w:after="160" w:line="240" w:lineRule="auto"/>
         <w:ind w:left="360" w:right="360"/>
-        <w:shd w:fill="F5F5F5"/>
+        <w:shd w:fill="F3F4F6"/>
       </w:pPr>
       <w:r>
         <w:rPr>
@@ -654,29 +526,45 @@
           <w:i w:val="0"/>
           <w:sz w:val="22"/>
         </w:rPr>
-        <w:t>Nếu chạy đúng, receiver sẽ tạo file recovered_secret.png.</w:t>
+        <w:t>Mo truc tiep anh trong receiver:</w:t>
       </w:r>
     </w:p>
     <w:p>
       <w:pPr>
-        <w:pStyle w:val="Heading2"/>
-        <w:spacing w:before="280" w:after="120"/>
+        <w:spacing w:before="60" w:after="160" w:line="240" w:lineRule="auto"/>
+        <w:ind w:left="360" w:right="360"/>
+        <w:shd w:fill="F3F4F6"/>
+      </w:pPr>
+      <w:r>
+        <w:rPr>
+          <w:rFonts w:ascii="Consolas" w:hAnsi="Consolas" w:cs="Consolas"/>
+          <w:b w:val="0"/>
+          <w:i w:val="0"/>
+          <w:sz w:val="20"/>
+        </w:rPr>
+        <w:t>./view_recovered.sh</w:t>
+      </w:r>
+    </w:p>
+    <w:p>
+      <w:pPr>
+        <w:spacing w:before="200" w:after="120" w:line="240" w:lineRule="auto"/>
       </w:pPr>
       <w:r>
         <w:rPr>
           <w:rFonts w:ascii="Arial" w:hAnsi="Arial" w:cs="Arial"/>
           <w:b/>
           <w:i w:val="0"/>
-          <w:sz w:val="28"/>
+          <w:color w:val="1F2937"/>
+          <w:sz w:val="26"/>
         </w:rPr>
-        <w:t>Task 6: Checkwork</w:t>
+        <w:t>Checkwork</w:t>
       </w:r>
     </w:p>
     <w:p>
       <w:pPr>
         <w:spacing w:before="60" w:after="160" w:line="240" w:lineRule="auto"/>
         <w:ind w:left="360" w:right="360"/>
-        <w:shd w:fill="F5F5F5"/>
+        <w:shd w:fill="F3F4F6"/>
       </w:pPr>
       <w:r>
         <w:rPr>
@@ -699,14 +587,14 @@
           <w:i w:val="0"/>
           <w:sz w:val="22"/>
         </w:rPr>
-        <w:t>Kết quả đúng cần có:</w:t>
+        <w:t>Ket qua dung can co:</w:t>
       </w:r>
     </w:p>
     <w:p>
       <w:pPr>
         <w:spacing w:before="60" w:after="160" w:line="240" w:lineRule="auto"/>
         <w:ind w:left="360" w:right="360"/>
-        <w:shd w:fill="F5F5F5"/>
+        <w:shd w:fill="F3F4F6"/>
       </w:pPr>
       <w:r>
         <w:rPr>
@@ -725,6 +613,8 @@
         <w:br/>
         <w:t>Y - secret_image_recovered</w:t>
         <w:br/>
+        <w:t>Y - recovered_image_viewed</w:t>
+        <w:br/>
         <w:t>Y - recovered_image_valid</w:t>
       </w:r>
     </w:p>
@@ -740,7 +630,7 @@
           <w:i w:val="0"/>
           <w:sz w:val="22"/>
         </w:rPr>
-        <w:t>audio_received: receiver đã nhận stego.wav.</w:t>
+        <w:t>audio_received: receiver da nhan stego.wav.</w:t>
       </w:r>
     </w:p>
     <w:p>
@@ -755,7 +645,7 @@
           <w:i w:val="0"/>
           <w:sz w:val="22"/>
         </w:rPr>
-        <w:t>key_received: receiver đã nhận secret.key.</w:t>
+        <w:t>key_received: receiver da nhan secret.key.</w:t>
       </w:r>
     </w:p>
     <w:p>
@@ -770,7 +660,7 @@
           <w:i w:val="0"/>
           <w:sz w:val="22"/>
         </w:rPr>
-        <w:t>dwt_signal_extracted: receiver đã lấy tín hiệu bí mật từ detail coefficients của DWT.</w:t>
+        <w:t>dwt_signal_extracted: receiver da tach tin hieu bi mat tu he so detail cua DWT.</w:t>
       </w:r>
     </w:p>
     <w:p>
@@ -785,7 +675,7 @@
           <w:i w:val="0"/>
           <w:sz w:val="22"/>
         </w:rPr>
-        <w:t>key_permutation_used: receiver đã dùng key để đảo hoán vị dữ liệu ảnh.</w:t>
+        <w:t>key_permutation_used: receiver da dung key de dao hoan vi anh.</w:t>
       </w:r>
     </w:p>
     <w:p>
@@ -800,7 +690,7 @@
           <w:i w:val="0"/>
           <w:sz w:val="22"/>
         </w:rPr>
-        <w:t>secret_image_recovered: đã tạo recovered_secret.png.</w:t>
+        <w:t>secret_image_recovered: da tao recovered_secret.png.</w:t>
       </w:r>
     </w:p>
     <w:p>
@@ -815,29 +705,44 @@
           <w:i w:val="0"/>
           <w:sz w:val="22"/>
         </w:rPr>
-        <w:t>recovered_image_valid: ảnh khôi phục đúng với ảnh bí mật ban đầu.</w:t>
+        <w:t>recovered_image_viewed: da mo truc tiep recovered_secret.png trong lab.</w:t>
       </w:r>
     </w:p>
     <w:p>
       <w:pPr>
-        <w:pStyle w:val="Heading1"/>
-        <w:spacing w:before="360" w:after="160"/>
+        <w:pStyle w:val="ListBullet"/>
+        <w:spacing w:before="0" w:after="80" w:line="276" w:lineRule="auto"/>
+      </w:pPr>
+      <w:r>
+        <w:rPr>
+          <w:rFonts w:ascii="Arial" w:hAnsi="Arial" w:cs="Arial"/>
+          <w:b w:val="0"/>
+          <w:i w:val="0"/>
+          <w:sz w:val="22"/>
+        </w:rPr>
+        <w:t>recovered_image_valid: recovered_secret.png dung voi anh goc.</w:t>
+      </w:r>
+    </w:p>
+    <w:p>
+      <w:pPr>
+        <w:spacing w:before="200" w:after="120" w:line="240" w:lineRule="auto"/>
       </w:pPr>
       <w:r>
         <w:rPr>
           <w:rFonts w:ascii="Arial" w:hAnsi="Arial" w:cs="Arial"/>
           <w:b/>
           <w:i w:val="0"/>
-          <w:sz w:val="32"/>
+          <w:color w:val="1F2937"/>
+          <w:sz w:val="26"/>
         </w:rPr>
-        <w:t>Kết Thúc</w:t>
+        <w:t>Ket thuc</w:t>
       </w:r>
     </w:p>
     <w:p>
       <w:pPr>
         <w:spacing w:before="60" w:after="160" w:line="240" w:lineRule="auto"/>
         <w:ind w:left="360" w:right="360"/>
-        <w:shd w:fill="F5F5F5"/>
+        <w:shd w:fill="F3F4F6"/>
       </w:pPr>
       <w:r>
         <w:rPr>
@@ -860,12 +765,12 @@
           <w:i w:val="0"/>
           <w:sz w:val="22"/>
         </w:rPr>
-        <w:t>Kết quả sẽ được lưu trong /home/student/labtainer_xfer/audio-spectrogram-dwt-extract.</w:t>
+        <w:t>Ket qua duoc luu trong /home/student/labtainer_xfer/audio-spectrogram-dwt-extract va file bai lam co dang B22DCAT311.audio-spectrogram-dwt-extract.lab.</w:t>
       </w:r>
     </w:p>
     <w:sectPr>
       <w:pgSz w:w="12240" w:h="15840"/>
-      <w:pgMar w:top="1440" w:right="1440" w:bottom="1440" w:left="1440" w:header="720" w:footer="720" w:gutter="0"/>
+      <w:pgMar w:top="1008" w:right="1152" w:bottom="1008" w:left="1152" w:header="720" w:footer="720" w:gutter="0"/>
       <w:cols w:space="720"/>
       <w:docGrid w:linePitch="360"/>
     </w:sectPr>
@@ -1236,11 +1141,6 @@
     <w:name w:val="Normal"/>
     <w:qFormat/>
     <w:rsid w:val="00FC693F"/>
-    <w:rPr>
-      <w:rFonts w:ascii="Arial" w:hAnsi="Arial" w:cs="Arial"/>
-      <w:color w:val="000000"/>
-      <w:sz w:val="22"/>
-    </w:rPr>
   </w:style>
   <w:style w:type="paragraph" w:styleId="Header">
     <w:name w:val="header"/>
@@ -1301,11 +1201,11 @@
       <w:outlineLvl w:val="0"/>
     </w:pPr>
     <w:rPr>
-      <w:rFonts w:asciiTheme="majorHAnsi" w:eastAsiaTheme="majorEastAsia" w:hAnsiTheme="majorHAnsi" w:cstheme="majorBidi" w:ascii="Arial" w:hAnsi="Arial" w:cs="Arial"/>
+      <w:rFonts w:asciiTheme="majorHAnsi" w:eastAsiaTheme="majorEastAsia" w:hAnsiTheme="majorHAnsi" w:cstheme="majorBidi"/>
       <w:b/>
       <w:bCs/>
-      <w:color w:val="000000"/>
-      <w:sz w:val="32"/>
+      <w:color w:val="365F91" w:themeColor="accent1" w:themeShade="BF"/>
+      <w:sz w:val="28"/>
       <w:szCs w:val="28"/>
     </w:rPr>
   </w:style>
@@ -1325,11 +1225,11 @@
       <w:outlineLvl w:val="1"/>
     </w:pPr>
     <w:rPr>
-      <w:rFonts w:asciiTheme="majorHAnsi" w:eastAsiaTheme="majorEastAsia" w:hAnsiTheme="majorHAnsi" w:cstheme="majorBidi" w:ascii="Arial" w:hAnsi="Arial" w:cs="Arial"/>
+      <w:rFonts w:asciiTheme="majorHAnsi" w:eastAsiaTheme="majorEastAsia" w:hAnsiTheme="majorHAnsi" w:cstheme="majorBidi"/>
       <w:b/>
       <w:bCs/>
-      <w:color w:val="000000"/>
-      <w:sz w:val="28"/>
+      <w:color w:val="4F81BD" w:themeColor="accent1"/>
+      <w:sz w:val="26"/>
       <w:szCs w:val="26"/>
     </w:rPr>
   </w:style>
@@ -1349,11 +1249,10 @@
       <w:outlineLvl w:val="2"/>
     </w:pPr>
     <w:rPr>
-      <w:rFonts w:asciiTheme="majorHAnsi" w:eastAsiaTheme="majorEastAsia" w:hAnsiTheme="majorHAnsi" w:cstheme="majorBidi" w:ascii="Arial" w:hAnsi="Arial" w:cs="Arial"/>
+      <w:rFonts w:asciiTheme="majorHAnsi" w:eastAsiaTheme="majorEastAsia" w:hAnsiTheme="majorHAnsi" w:cstheme="majorBidi"/>
       <w:b/>
       <w:bCs/>
-      <w:color w:val="000000"/>
-      <w:sz w:val="24"/>
+      <w:color w:val="4F81BD" w:themeColor="accent1"/>
     </w:rPr>
   </w:style>
   <w:style w:type="paragraph" w:styleId="Heading4">
@@ -1591,12 +1490,11 @@
       <w:contextualSpacing/>
     </w:pPr>
     <w:rPr>
-      <w:rFonts w:asciiTheme="majorHAnsi" w:eastAsiaTheme="majorEastAsia" w:hAnsiTheme="majorHAnsi" w:cstheme="majorBidi" w:ascii="Arial" w:hAnsi="Arial" w:cs="Arial"/>
-      <w:b/>
-      <w:color w:val="000000"/>
+      <w:rFonts w:asciiTheme="majorHAnsi" w:eastAsiaTheme="majorEastAsia" w:hAnsiTheme="majorHAnsi" w:cstheme="majorBidi"/>
+      <w:color w:val="17365D" w:themeColor="text2" w:themeShade="BF"/>
       <w:spacing w:val="5"/>
       <w:kern w:val="28"/>
-      <w:sz w:val="48"/>
+      <w:sz w:val="52"/>
       <w:szCs w:val="52"/>
     </w:rPr>
   </w:style>
